--- a/klagomål/A 536-2023 FSC-klagomål.docx
+++ b/klagomål/A 536-2023 FSC-klagomål.docx
@@ -1650,7 +1650,7 @@
     <w:r>
       <w:tab/>
       <w:tab/>
-      <w:t>2026-09-14</w:t>
+      <w:t>2026-09-15</w:t>
       <w:br/>
       <w:br/>
     </w:r>

--- a/klagomål/A 536-2023 FSC-klagomål.docx
+++ b/klagomål/A 536-2023 FSC-klagomål.docx
@@ -1650,7 +1650,7 @@
     <w:r>
       <w:tab/>
       <w:tab/>
-      <w:t>2026-09-15</w:t>
+      <w:t>2026-09-16</w:t>
       <w:br/>
       <w:br/>
     </w:r>

--- a/klagomål/A 536-2023 FSC-klagomål.docx
+++ b/klagomål/A 536-2023 FSC-klagomål.docx
@@ -1650,7 +1650,7 @@
     <w:r>
       <w:tab/>
       <w:tab/>
-      <w:t>2026-09-16</w:t>
+      <w:t>2026-09-17</w:t>
       <w:br/>
       <w:br/>
     </w:r>

--- a/klagomål/A 536-2023 FSC-klagomål.docx
+++ b/klagomål/A 536-2023 FSC-klagomål.docx
@@ -1650,7 +1650,7 @@
     <w:r>
       <w:tab/>
       <w:tab/>
-      <w:t>2026-09-17</w:t>
+      <w:t>2026-09-18</w:t>
       <w:br/>
       <w:br/>
     </w:r>

--- a/klagomål/A 536-2023 FSC-klagomål.docx
+++ b/klagomål/A 536-2023 FSC-klagomål.docx
@@ -1650,7 +1650,7 @@
     <w:r>
       <w:tab/>
       <w:tab/>
-      <w:t>2026-09-18</w:t>
+      <w:t>2026-09-19</w:t>
       <w:br/>
       <w:br/>
     </w:r>

--- a/klagomål/A 536-2023 FSC-klagomål.docx
+++ b/klagomål/A 536-2023 FSC-klagomål.docx
@@ -1650,7 +1650,7 @@
     <w:r>
       <w:tab/>
       <w:tab/>
-      <w:t>2026-09-19</w:t>
+      <w:t>2026-09-21</w:t>
       <w:br/>
       <w:br/>
     </w:r>

--- a/klagomål/A 536-2023 FSC-klagomål.docx
+++ b/klagomål/A 536-2023 FSC-klagomål.docx
@@ -178,7 +178,7 @@
       <w:r>
         <w:drawing>
           <wp:inline xmlns:a="http://schemas.openxmlformats.org/drawingml/2006/main" xmlns:pic="http://schemas.openxmlformats.org/drawingml/2006/picture">
-            <wp:extent cx="5486400" cy="5148920"/>
+            <wp:extent cx="5486400" cy="5258271"/>
             <wp:docPr id="1" name="Picture 1"/>
             <wp:cNvGraphicFramePr>
               <a:graphicFrameLocks noChangeAspect="1"/>
@@ -199,7 +199,7 @@
                   <pic:spPr>
                     <a:xfrm>
                       <a:off x="0" y="0"/>
-                      <a:ext cx="5486400" cy="5148920"/>
+                      <a:ext cx="5486400" cy="5258271"/>
                     </a:xfrm>
                     <a:prstGeom prst="rect"/>
                   </pic:spPr>
@@ -221,7 +221,7 @@
     </w:p>
     <w:p>
       <w:r>
-        <w:t>I och inom 25 meter från avverkningsanmälan finns fynd av 23 naturvårdsarter, varav 18 är rödlistade, 12 är typiska (T) och 5 är signalarter (S): njurlavsknapp (EN), Abrothallus lobariae (VU), Calycina lobariae (VU), liten sotlav (VU, T), läderlappslav (VU, T), norsk näverlav (VU), Protounguicularia nephromatis (VU), skrovelmössing (VU), västlig njurlav (VU, T), barkporlav (NT), brunpudrad nållav (NT, T), grynig filtlav (NT, T), lunglav (NT, T), Refractohilum galligenum (NT), Rostania pallida (NT), skrovellav (NT, T), Merismatium lobariae (DD), Roselliniella nephromatis (DD), bårdlav (S, T), gytterlav (S, T), luddlav (S, T), rostfläck (S, T) och stuplav (S, T). Se Figur 1.</w:t>
+        <w:t>I och inom 25 meter från avverkningsanmälan finns fynd av 24 naturvårdsarter, varav 19 är rödlistade, 12 är typiska (T) och 5 är signalarter (S): njurlavsknapp (EN), skrovellavsknapp (EN), Abrothallus lobariae (VU), Calycina lobariae (VU), liten sotlav (VU, T), läderlappslav (VU, T), norsk näverlav (VU), Protounguicularia nephromatis (VU), skrovelmössing (VU), västlig njurlav (VU, T), barkporlav (NT), brunpudrad nållav (NT, T), grynig filtlav (NT, T), lunglav (NT, T), Refractohilum galligenum (NT), Rostania pallida (NT), skrovellav (NT, T), Merismatium lobariae (DD), Roselliniella nephromatis (DD), bårdlav (S, T), gytterlav (S, T), luddlav (S, T), rostfläck (S, T) och stuplav (S, T). Se Figur 1.</w:t>
       </w:r>
     </w:p>
     <w:p>
@@ -289,6 +289,35 @@
       <w:r>
         <w:rPr>
           <w:b/>
+        </w:rPr>
+        <w:t>Skrovellavsknapp (EN)</w:t>
+      </w:r>
+      <w:r>
+        <w:t xml:space="preserve"> är en starkt hotad parasitisk svamp som växer på på skrovellav (NT) och är knuten till gamla lövträd som sälg och rönn i skogar av naturskogskaraktär. Skrovellavsknapp är sannolikt extremt känslig för uttorkning och avverkningar på eller nära växtplatserna utgör ett stort hot. Samtliga skogsbestånd med förekomst av skrovellavsknapp måste skyddas. Genom att skydda och utveckla skogsmiljöer med skrovellavsknapp så gynnas också den likaså rödlistade värden skrovellav (NT) samt flera andra sällsynta och rödlistade lavar, däribland lavparasiterna </w:t>
+      </w:r>
+      <w:r>
+        <w:rPr>
+          <w:i/>
+        </w:rPr>
+        <w:t>Catillaria lobariicola</w:t>
+      </w:r>
+      <w:r>
+        <w:t xml:space="preserve"> (VU) och </w:t>
+      </w:r>
+      <w:r>
+        <w:rPr>
+          <w:i/>
+        </w:rPr>
+        <w:t>Merismatium lobariae</w:t>
+      </w:r>
+      <w:r>
+        <w:t xml:space="preserve"> (DD), som också är knutna till skrovellav (SLU Artdatabanken, 2026).</w:t>
+      </w:r>
+    </w:p>
+    <w:p>
+      <w:r>
+        <w:rPr>
+          <w:b/>
           <w:i/>
         </w:rPr>
         <w:t xml:space="preserve">Abrothallus lobariae </w:t>
@@ -1194,7 +1223,7 @@
         <w:rPr>
           <w:i/>
         </w:rPr>
-        <w:t>I det avverkningsanmälda skogsområdet har 23 rödlistade arter och signalarter påträffats. Detta ska jämföras med Skogsstyrelsens uppföljning 2017 av nyckelbiotoper som visade att man i genomsnitt hittar 20,6 olika rödlistade arter och signalarter i en nyckelbiotop (Wijk, S. 2017. Biologisk mångfald i nyckelbiotoper – Resultat från inventeringen “Uppföljning biologisk mångfald” 2009–2015. Rapport 4/2017 Skogsstyrelsen, Jönköping).</w:t>
+        <w:t>I det avverkningsanmälda skogsområdet har 24 rödlistade arter och signalarter påträffats. Detta ska jämföras med Skogsstyrelsens uppföljning 2017 av nyckelbiotoper som visade att man i genomsnitt hittar 20,6 olika rödlistade arter och signalarter i en nyckelbiotop (Wijk, S. 2017. Biologisk mångfald i nyckelbiotoper – Resultat från inventeringen “Uppföljning biologisk mångfald” 2009–2015. Rapport 4/2017 Skogsstyrelsen, Jönköping).</w:t>
       </w:r>
     </w:p>
     <w:p>
@@ -1223,7 +1252,7 @@
         <w:rPr>
           <w:i/>
         </w:rPr>
-        <w:t>I det avverkningsanmälda skogsområdet har 23 naturvårdsarter varav 18 rödlistade arter sina livsmiljöer och växtplatser.</w:t>
+        <w:t>I det avverkningsanmälda skogsområdet har 24 naturvårdsarter varav 19 rödlistade arter sina livsmiljöer och växtplatser.</w:t>
       </w:r>
     </w:p>
     <w:p>
@@ -1421,6 +1450,73 @@
       </w:pPr>
       <w:r>
         <w:t>BILAGA 1 – Rödlistade arter</w:t>
+      </w:r>
+    </w:p>
+    <w:p>
+      <w:pPr>
+        <w:pStyle w:val="Heading1"/>
+      </w:pPr>
+      <w:r>
+        <w:t>Skrovellavsknapp – ekologi samt krav på livsmiljön</w:t>
+      </w:r>
+    </w:p>
+    <w:p>
+      <w:r>
+        <w:t xml:space="preserve">Skrovellavsknapp (EN) är en starkt hotad parasitisk svamp som växer på på skrovellav (NT) och är knuten till gamla lövträd som sälg och rönn samt klippor i skogar av naturskogskaraktär. Skrovellavsknapp är sannolikt extremt känslig för uttorkning och avverkningar på eller nära växtplatserna utgör därför ett stort hot. Samtliga skogsbestånd med förekomst av skrovellavsknapp måste skyddas. Genom att skydda och utveckla skogsmiljöer med skrovellavsknapp så gynnas också den likaså rödlistade värden skrovellav samt även flera andra sällsynta och rödlistade lavar, däribland lavparasiterna </w:t>
+      </w:r>
+      <w:r>
+        <w:rPr>
+          <w:i/>
+        </w:rPr>
+        <w:t>Catillaria lobariicola</w:t>
+      </w:r>
+      <w:r>
+        <w:t xml:space="preserve"> (VU) och </w:t>
+      </w:r>
+      <w:r>
+        <w:rPr>
+          <w:i/>
+        </w:rPr>
+        <w:t>Merismatium lobariae</w:t>
+      </w:r>
+      <w:r>
+        <w:t xml:space="preserve"> (DD), som också är knutna till skrovellav (SLU Artdatabanken, 2026).</w:t>
+      </w:r>
+    </w:p>
+    <w:p>
+      <w:r>
+        <w:t xml:space="preserve">Det är viktigt att spara skyddszoner kring bestånd där skrovellavsknapp förekommer, eftersom den är känslig för uttorkning. Skogar med extremt fuktigt lokalklimat i norra Sverige med arter av lunglavar </w:t>
+      </w:r>
+      <w:r>
+        <w:rPr>
+          <w:i/>
+        </w:rPr>
+        <w:t>Lobaria</w:t>
+      </w:r>
+      <w:r>
+        <w:t xml:space="preserve"> på gran (Lobarion-samhällen) bör identifieras och skyddas då de alltid hyser sällsynta och rödlistade lavar. Det kan vara nödvändigt att stängsla in naturvårdsbrända områden för att undvika betning av lövträdsplantorna, om målsättningen är att få en lövbränna med ovan nämnda lövträd (SLU Artdatabanken, 2026).</w:t>
+      </w:r>
+    </w:p>
+    <w:p>
+      <w:pPr>
+        <w:pStyle w:val="Heading2"/>
+      </w:pPr>
+      <w:r>
+        <w:t>Referenser – skrovellavsknapp</w:t>
+      </w:r>
+    </w:p>
+    <w:p>
+      <w:r>
+        <w:t xml:space="preserve">SLU Artdatabanken, 2026. </w:t>
+      </w:r>
+      <w:r>
+        <w:rPr>
+          <w:i/>
+        </w:rPr>
+        <w:t xml:space="preserve">Artfaktablad. Naturvård – artfakta. </w:t>
+      </w:r>
+      <w:r>
+        <w:t>SLU Artdatabanken, Uppsala</w:t>
       </w:r>
     </w:p>
     <w:p>
@@ -1650,7 +1746,7 @@
     <w:r>
       <w:tab/>
       <w:tab/>
-      <w:t>2026-09-21</w:t>
+      <w:t>2026-09-23</w:t>
       <w:br/>
       <w:br/>
     </w:r>

--- a/klagomål/A 536-2023 FSC-klagomål.docx
+++ b/klagomål/A 536-2023 FSC-klagomål.docx
@@ -1746,7 +1746,7 @@
     <w:r>
       <w:tab/>
       <w:tab/>
-      <w:t>2026-09-23</w:t>
+      <w:t>2026-09-24</w:t>
       <w:br/>
       <w:br/>
     </w:r>

--- a/klagomål/A 536-2023 FSC-klagomål.docx
+++ b/klagomål/A 536-2023 FSC-klagomål.docx
@@ -1746,7 +1746,7 @@
     <w:r>
       <w:tab/>
       <w:tab/>
-      <w:t>2026-09-24</w:t>
+      <w:t>2026-09-25</w:t>
       <w:br/>
       <w:br/>
     </w:r>

--- a/klagomål/A 536-2023 FSC-klagomål.docx
+++ b/klagomål/A 536-2023 FSC-klagomål.docx
@@ -1746,7 +1746,7 @@
     <w:r>
       <w:tab/>
       <w:tab/>
-      <w:t>2026-09-25</w:t>
+      <w:t>2026-09-26</w:t>
       <w:br/>
       <w:br/>
     </w:r>

--- a/klagomål/A 536-2023 FSC-klagomål.docx
+++ b/klagomål/A 536-2023 FSC-klagomål.docx
@@ -1746,7 +1746,7 @@
     <w:r>
       <w:tab/>
       <w:tab/>
-      <w:t>2026-09-26</w:t>
+      <w:t>2026-09-27</w:t>
       <w:br/>
       <w:br/>
     </w:r>

--- a/klagomål/A 536-2023 FSC-klagomål.docx
+++ b/klagomål/A 536-2023 FSC-klagomål.docx
@@ -178,7 +178,7 @@
       <w:r>
         <w:drawing>
           <wp:inline xmlns:a="http://schemas.openxmlformats.org/drawingml/2006/main" xmlns:pic="http://schemas.openxmlformats.org/drawingml/2006/picture">
-            <wp:extent cx="5486400" cy="5258271"/>
+            <wp:extent cx="5486400" cy="5267698"/>
             <wp:docPr id="1" name="Picture 1"/>
             <wp:cNvGraphicFramePr>
               <a:graphicFrameLocks noChangeAspect="1"/>
@@ -199,7 +199,7 @@
                   <pic:spPr>
                     <a:xfrm>
                       <a:off x="0" y="0"/>
-                      <a:ext cx="5486400" cy="5258271"/>
+                      <a:ext cx="5486400" cy="5267698"/>
                     </a:xfrm>
                     <a:prstGeom prst="rect"/>
                   </pic:spPr>
@@ -221,7 +221,7 @@
     </w:p>
     <w:p>
       <w:r>
-        <w:t>I och inom 25 meter från avverkningsanmälan finns fynd av 24 naturvårdsarter, varav 19 är rödlistade, 12 är typiska (T) och 5 är signalarter (S): njurlavsknapp (EN), skrovellavsknapp (EN), Abrothallus lobariae (VU), Calycina lobariae (VU), liten sotlav (VU, T), läderlappslav (VU, T), norsk näverlav (VU), Protounguicularia nephromatis (VU), skrovelmössing (VU), västlig njurlav (VU, T), barkporlav (NT), brunpudrad nållav (NT, T), grynig filtlav (NT, T), lunglav (NT, T), Refractohilum galligenum (NT), Rostania pallida (NT), skrovellav (NT, T), Merismatium lobariae (DD), Roselliniella nephromatis (DD), bårdlav (S, T), gytterlav (S, T), luddlav (S, T), rostfläck (S, T) och stuplav (S, T). Se Figur 1.</w:t>
+        <w:t>I och inom 25 meter från avverkningsanmälan finns fynd av 25 naturvårdsarter, varav 20 är rödlistade, 12 är typiska (T) och 5 är signalarter (S): njurlavsknapp (EN), skrovellavsknapp (EN), Abrothallus lobariae (VU), Calycina lobariae (VU), liten sotlav (VU, T), läderlappslav (VU, T), norsk näverlav (VU), Protounguicularia nephromatis (VU), skrovelmössing (VU), västlig njurlav (VU, T), barkporlav (NT), brunpudrad nållav (NT, T), grynig filtlav (NT, T), lunglav (NT, T), Refractohilum galligenum (NT), Rostania pallida (NT), skrovellav (NT, T), Bacidina circumpulla (DD), Merismatium lobariae (DD), Roselliniella nephromatis (DD), bårdlav (S, T), gytterlav (S, T), luddlav (S, T), rostfläck (S, T) och stuplav (S, T). Se Figur 1.</w:t>
       </w:r>
     </w:p>
     <w:p>
@@ -860,6 +860,24 @@
           <w:b/>
           <w:i/>
         </w:rPr>
+        <w:t xml:space="preserve">Bacidina circumpulla </w:t>
+      </w:r>
+      <w:r>
+        <w:rPr>
+          <w:b/>
+        </w:rPr>
+        <w:t>(DD)</w:t>
+      </w:r>
+      <w:r>
+        <w:t xml:space="preserve"> är känd från ett fåtal fynd i Jämtland. Arten påverkas negativt av brist på död ved. Faktaunderlaget bedöms vara otillräckligt för att avgöra vilken av de olika rödlistningskategorierna som är mest trolig (SLU Artdatabanken, 2026).</w:t>
+      </w:r>
+    </w:p>
+    <w:p>
+      <w:r>
+        <w:rPr>
+          <w:b/>
+          <w:i/>
+        </w:rPr>
         <w:t xml:space="preserve">Merismatium lobariae </w:t>
       </w:r>
       <w:r>
@@ -1223,7 +1241,7 @@
         <w:rPr>
           <w:i/>
         </w:rPr>
-        <w:t>I det avverkningsanmälda skogsområdet har 24 rödlistade arter och signalarter påträffats. Detta ska jämföras med Skogsstyrelsens uppföljning 2017 av nyckelbiotoper som visade att man i genomsnitt hittar 20,6 olika rödlistade arter och signalarter i en nyckelbiotop (Wijk, S. 2017. Biologisk mångfald i nyckelbiotoper – Resultat från inventeringen “Uppföljning biologisk mångfald” 2009–2015. Rapport 4/2017 Skogsstyrelsen, Jönköping).</w:t>
+        <w:t>I det avverkningsanmälda skogsområdet har 25 rödlistade arter och signalarter påträffats. Detta ska jämföras med Skogsstyrelsens uppföljning 2017 av nyckelbiotoper som visade att man i genomsnitt hittar 20,6 olika rödlistade arter och signalarter i en nyckelbiotop (Wijk, S. 2017. Biologisk mångfald i nyckelbiotoper – Resultat från inventeringen “Uppföljning biologisk mångfald” 2009–2015. Rapport 4/2017 Skogsstyrelsen, Jönköping).</w:t>
       </w:r>
     </w:p>
     <w:p>
@@ -1252,7 +1270,7 @@
         <w:rPr>
           <w:i/>
         </w:rPr>
-        <w:t>I det avverkningsanmälda skogsområdet har 24 naturvårdsarter varav 19 rödlistade arter sina livsmiljöer och växtplatser.</w:t>
+        <w:t>I det avverkningsanmälda skogsområdet har 25 naturvårdsarter varav 20 rödlistade arter sina livsmiljöer och växtplatser.</w:t>
       </w:r>
     </w:p>
     <w:p>
@@ -1746,7 +1764,7 @@
     <w:r>
       <w:tab/>
       <w:tab/>
-      <w:t>2026-09-27</w:t>
+      <w:t>2026-09-28</w:t>
       <w:br/>
       <w:br/>
     </w:r>

--- a/klagomål/A 536-2023 FSC-klagomål.docx
+++ b/klagomål/A 536-2023 FSC-klagomål.docx
@@ -1764,7 +1764,7 @@
     <w:r>
       <w:tab/>
       <w:tab/>
-      <w:t>2026-09-28</w:t>
+      <w:t>2026-09-29</w:t>
       <w:br/>
       <w:br/>
     </w:r>

--- a/klagomål/A 536-2023 FSC-klagomål.docx
+++ b/klagomål/A 536-2023 FSC-klagomål.docx
@@ -1764,7 +1764,7 @@
     <w:r>
       <w:tab/>
       <w:tab/>
-      <w:t>2026-09-29</w:t>
+      <w:t>2026-09-30</w:t>
       <w:br/>
       <w:br/>
     </w:r>

--- a/klagomål/A 536-2023 FSC-klagomål.docx
+++ b/klagomål/A 536-2023 FSC-klagomål.docx
@@ -1764,7 +1764,7 @@
     <w:r>
       <w:tab/>
       <w:tab/>
-      <w:t>2026-09-30</w:t>
+      <w:t>2026-10-01</w:t>
       <w:br/>
       <w:br/>
     </w:r>

--- a/klagomål/A 536-2023 FSC-klagomål.docx
+++ b/klagomål/A 536-2023 FSC-klagomål.docx
@@ -1764,7 +1764,7 @@
     <w:r>
       <w:tab/>
       <w:tab/>
-      <w:t>2026-10-01</w:t>
+      <w:t>2026-10-02</w:t>
       <w:br/>
       <w:br/>
     </w:r>

--- a/klagomål/A 536-2023 FSC-klagomål.docx
+++ b/klagomål/A 536-2023 FSC-klagomål.docx
@@ -1764,7 +1764,7 @@
     <w:r>
       <w:tab/>
       <w:tab/>
-      <w:t>2026-10-02</w:t>
+      <w:t>2026-10-03</w:t>
       <w:br/>
       <w:br/>
     </w:r>

--- a/klagomål/A 536-2023 FSC-klagomål.docx
+++ b/klagomål/A 536-2023 FSC-klagomål.docx
@@ -1764,7 +1764,7 @@
     <w:r>
       <w:tab/>
       <w:tab/>
-      <w:t>2026-10-03</w:t>
+      <w:t>2026-10-04</w:t>
       <w:br/>
       <w:br/>
     </w:r>

--- a/klagomål/A 536-2023 FSC-klagomål.docx
+++ b/klagomål/A 536-2023 FSC-klagomål.docx
@@ -1764,7 +1764,7 @@
     <w:r>
       <w:tab/>
       <w:tab/>
-      <w:t>2026-10-04</w:t>
+      <w:t>2026-10-05</w:t>
       <w:br/>
       <w:br/>
     </w:r>

--- a/klagomål/A 536-2023 FSC-klagomål.docx
+++ b/klagomål/A 536-2023 FSC-klagomål.docx
@@ -1764,7 +1764,7 @@
     <w:r>
       <w:tab/>
       <w:tab/>
-      <w:t>2026-10-05</w:t>
+      <w:t>2026-10-06</w:t>
       <w:br/>
       <w:br/>
     </w:r>

--- a/klagomål/A 536-2023 FSC-klagomål.docx
+++ b/klagomål/A 536-2023 FSC-klagomål.docx
@@ -1764,7 +1764,7 @@
     <w:r>
       <w:tab/>
       <w:tab/>
-      <w:t>2026-10-06</w:t>
+      <w:t>2026-10-07</w:t>
       <w:br/>
       <w:br/>
     </w:r>

--- a/klagomål/A 536-2023 FSC-klagomål.docx
+++ b/klagomål/A 536-2023 FSC-klagomål.docx
@@ -1764,7 +1764,7 @@
     <w:r>
       <w:tab/>
       <w:tab/>
-      <w:t>2026-10-07</w:t>
+      <w:t>2026-10-08</w:t>
       <w:br/>
       <w:br/>
     </w:r>

--- a/klagomål/A 536-2023 FSC-klagomål.docx
+++ b/klagomål/A 536-2023 FSC-klagomål.docx
@@ -1764,7 +1764,7 @@
     <w:r>
       <w:tab/>
       <w:tab/>
-      <w:t>2026-10-08</w:t>
+      <w:t>2026-10-09</w:t>
       <w:br/>
       <w:br/>
     </w:r>

--- a/klagomål/A 536-2023 FSC-klagomål.docx
+++ b/klagomål/A 536-2023 FSC-klagomål.docx
@@ -1764,7 +1764,7 @@
     <w:r>
       <w:tab/>
       <w:tab/>
-      <w:t>2026-10-09</w:t>
+      <w:t>2026-10-10</w:t>
       <w:br/>
       <w:br/>
     </w:r>

--- a/klagomål/A 536-2023 FSC-klagomål.docx
+++ b/klagomål/A 536-2023 FSC-klagomål.docx
@@ -1764,7 +1764,7 @@
     <w:r>
       <w:tab/>
       <w:tab/>
-      <w:t>2026-10-10</w:t>
+      <w:t>2026-10-11</w:t>
       <w:br/>
       <w:br/>
     </w:r>

--- a/klagomål/A 536-2023 FSC-klagomål.docx
+++ b/klagomål/A 536-2023 FSC-klagomål.docx
@@ -1764,7 +1764,7 @@
     <w:r>
       <w:tab/>
       <w:tab/>
-      <w:t>2026-10-11</w:t>
+      <w:t>2026-10-12</w:t>
       <w:br/>
       <w:br/>
     </w:r>

--- a/klagomål/A 536-2023 FSC-klagomål.docx
+++ b/klagomål/A 536-2023 FSC-klagomål.docx
@@ -1764,7 +1764,7 @@
     <w:r>
       <w:tab/>
       <w:tab/>
-      <w:t>2026-10-12</w:t>
+      <w:t>2026-10-13</w:t>
       <w:br/>
       <w:br/>
     </w:r>

--- a/klagomål/A 536-2023 FSC-klagomål.docx
+++ b/klagomål/A 536-2023 FSC-klagomål.docx
@@ -1764,7 +1764,7 @@
     <w:r>
       <w:tab/>
       <w:tab/>
-      <w:t>2026-10-13</w:t>
+      <w:t>2026-10-14</w:t>
       <w:br/>
       <w:br/>
     </w:r>

--- a/klagomål/A 536-2023 FSC-klagomål.docx
+++ b/klagomål/A 536-2023 FSC-klagomål.docx
@@ -1764,7 +1764,7 @@
     <w:r>
       <w:tab/>
       <w:tab/>
-      <w:t>2026-10-14</w:t>
+      <w:t>2026-10-15</w:t>
       <w:br/>
       <w:br/>
     </w:r>

--- a/klagomål/A 536-2023 FSC-klagomål.docx
+++ b/klagomål/A 536-2023 FSC-klagomål.docx
@@ -1764,7 +1764,7 @@
     <w:r>
       <w:tab/>
       <w:tab/>
-      <w:t>2026-10-15</w:t>
+      <w:t>2026-10-16</w:t>
       <w:br/>
       <w:br/>
     </w:r>

--- a/klagomål/A 536-2023 FSC-klagomål.docx
+++ b/klagomål/A 536-2023 FSC-klagomål.docx
@@ -1764,7 +1764,7 @@
     <w:r>
       <w:tab/>
       <w:tab/>
-      <w:t>2026-10-16</w:t>
+      <w:t>2026-10-17</w:t>
       <w:br/>
       <w:br/>
     </w:r>

--- a/klagomål/A 536-2023 FSC-klagomål.docx
+++ b/klagomål/A 536-2023 FSC-klagomål.docx
@@ -1764,7 +1764,7 @@
     <w:r>
       <w:tab/>
       <w:tab/>
-      <w:t>2026-10-17</w:t>
+      <w:t>2026-10-18</w:t>
       <w:br/>
       <w:br/>
     </w:r>

--- a/klagomål/A 536-2023 FSC-klagomål.docx
+++ b/klagomål/A 536-2023 FSC-klagomål.docx
@@ -1764,7 +1764,7 @@
     <w:r>
       <w:tab/>
       <w:tab/>
-      <w:t>2026-10-18</w:t>
+      <w:t>2026-10-19</w:t>
       <w:br/>
       <w:br/>
     </w:r>

--- a/klagomål/A 536-2023 FSC-klagomål.docx
+++ b/klagomål/A 536-2023 FSC-klagomål.docx
@@ -1764,7 +1764,7 @@
     <w:r>
       <w:tab/>
       <w:tab/>
-      <w:t>2026-10-19</w:t>
+      <w:t>2026-10-20</w:t>
       <w:br/>
       <w:br/>
     </w:r>

--- a/klagomål/A 536-2023 FSC-klagomål.docx
+++ b/klagomål/A 536-2023 FSC-klagomål.docx
@@ -1764,7 +1764,7 @@
     <w:r>
       <w:tab/>
       <w:tab/>
-      <w:t>2026-10-20</w:t>
+      <w:t>2026-10-21</w:t>
       <w:br/>
       <w:br/>
     </w:r>

--- a/klagomål/A 536-2023 FSC-klagomål.docx
+++ b/klagomål/A 536-2023 FSC-klagomål.docx
@@ -1764,7 +1764,7 @@
     <w:r>
       <w:tab/>
       <w:tab/>
-      <w:t>2026-10-21</w:t>
+      <w:t>2026-10-22</w:t>
       <w:br/>
       <w:br/>
     </w:r>

--- a/klagomål/A 536-2023 FSC-klagomål.docx
+++ b/klagomål/A 536-2023 FSC-klagomål.docx
@@ -1764,7 +1764,7 @@
     <w:r>
       <w:tab/>
       <w:tab/>
-      <w:t>2026-10-22</w:t>
+      <w:t>2026-10-23</w:t>
       <w:br/>
       <w:br/>
     </w:r>

--- a/klagomål/A 536-2023 FSC-klagomål.docx
+++ b/klagomål/A 536-2023 FSC-klagomål.docx
@@ -1764,7 +1764,7 @@
     <w:r>
       <w:tab/>
       <w:tab/>
-      <w:t>2026-10-23</w:t>
+      <w:t>2026-10-24</w:t>
       <w:br/>
       <w:br/>
     </w:r>

--- a/klagomål/A 536-2023 FSC-klagomål.docx
+++ b/klagomål/A 536-2023 FSC-klagomål.docx
@@ -1764,7 +1764,7 @@
     <w:r>
       <w:tab/>
       <w:tab/>
-      <w:t>2026-10-24</w:t>
+      <w:t>2026-10-25</w:t>
       <w:br/>
       <w:br/>
     </w:r>

--- a/klagomål/A 536-2023 FSC-klagomål.docx
+++ b/klagomål/A 536-2023 FSC-klagomål.docx
@@ -1764,7 +1764,7 @@
     <w:r>
       <w:tab/>
       <w:tab/>
-      <w:t>2026-10-25</w:t>
+      <w:t>2026-10-26</w:t>
       <w:br/>
       <w:br/>
     </w:r>

--- a/klagomål/A 536-2023 FSC-klagomål.docx
+++ b/klagomål/A 536-2023 FSC-klagomål.docx
@@ -1764,7 +1764,7 @@
     <w:r>
       <w:tab/>
       <w:tab/>
-      <w:t>2026-10-26</w:t>
+      <w:t>2026-10-27</w:t>
       <w:br/>
       <w:br/>
     </w:r>

--- a/klagomål/A 536-2023 FSC-klagomål.docx
+++ b/klagomål/A 536-2023 FSC-klagomål.docx
@@ -1764,7 +1764,7 @@
     <w:r>
       <w:tab/>
       <w:tab/>
-      <w:t>2026-10-27</w:t>
+      <w:t>2026-10-28</w:t>
       <w:br/>
       <w:br/>
     </w:r>

--- a/klagomål/A 536-2023 FSC-klagomål.docx
+++ b/klagomål/A 536-2023 FSC-klagomål.docx
@@ -1764,7 +1764,7 @@
     <w:r>
       <w:tab/>
       <w:tab/>
-      <w:t>2026-10-28</w:t>
+      <w:t>2026-10-29</w:t>
       <w:br/>
       <w:br/>
     </w:r>

--- a/klagomål/A 536-2023 FSC-klagomål.docx
+++ b/klagomål/A 536-2023 FSC-klagomål.docx
@@ -1764,7 +1764,7 @@
     <w:r>
       <w:tab/>
       <w:tab/>
-      <w:t>2026-10-29</w:t>
+      <w:t>2026-10-31</w:t>
       <w:br/>
       <w:br/>
     </w:r>
